--- a/docx/23-54172-3[Co4].docx
+++ b/docx/23-54172-3[Co4].docx
@@ -1,6 +1,6 @@
 
 <file path=word/document.xml><?xml version="1.0" encoding="utf-8"?>
-<w:document xmlns:wpc="http://schemas.microsoft.com/office/word/2010/wordprocessingCanvas" xmlns:cx="http://schemas.microsoft.com/office/drawing/2014/chartex" xmlns:mc="http://schemas.openxmlformats.org/markup-compatibility/2006" xmlns:o="urn:schemas-microsoft-com:office:office" xmlns:r="http://schemas.openxmlformats.org/officeDocument/2006/relationships" xmlns:m="http://schemas.openxmlformats.org/officeDocument/2006/math" xmlns:v="urn:schemas-microsoft-com:vml" xmlns:wp14="http://schemas.microsoft.com/office/word/2010/wordprocessingDrawing" xmlns:wp="http://schemas.openxmlformats.org/drawingml/2006/wordprocessingDrawing" xmlns:w10="urn:schemas-microsoft-com:office:word" xmlns:w="http://schemas.openxmlformats.org/wordprocessingml/2006/main" xmlns:w14="http://schemas.microsoft.com/office/word/2010/wordml" xmlns:w15="http://schemas.microsoft.com/office/word/2012/wordml" xmlns:w16se="http://schemas.microsoft.com/office/word/2015/wordml/symex" xmlns:wpg="http://schemas.microsoft.com/office/word/2010/wordprocessingGroup" xmlns:wpi="http://schemas.microsoft.com/office/word/2010/wordprocessingInk" xmlns:wne="http://schemas.microsoft.com/office/word/2006/wordml" xmlns:wps="http://schemas.microsoft.com/office/word/2010/wordprocessingShape" mc:Ignorable="w14 w15 w16se wp14">
+<w:document xmlns:wpc="http://schemas.microsoft.com/office/word/2010/wordprocessingCanvas" xmlns:cx="http://schemas.microsoft.com/office/drawing/2014/chartex" xmlns:cx1="http://schemas.microsoft.com/office/drawing/2015/9/8/chartex" xmlns:cx2="http://schemas.microsoft.com/office/drawing/2015/10/21/chartex" xmlns:cx3="http://schemas.microsoft.com/office/drawing/2016/5/9/chartex" xmlns:cx4="http://schemas.microsoft.com/office/drawing/2016/5/10/chartex" xmlns:cx5="http://schemas.microsoft.com/office/drawing/2016/5/11/chartex" xmlns:cx6="http://schemas.microsoft.com/office/drawing/2016/5/12/chartex" xmlns:cx7="http://schemas.microsoft.com/office/drawing/2016/5/13/chartex" xmlns:cx8="http://schemas.microsoft.com/office/drawing/2016/5/14/chartex" xmlns:mc="http://schemas.openxmlformats.org/markup-compatibility/2006" xmlns:aink="http://schemas.microsoft.com/office/drawing/2016/ink" xmlns:am3d="http://schemas.microsoft.com/office/drawing/2017/model3d" xmlns:o="urn:schemas-microsoft-com:office:office" xmlns:oel="http://schemas.microsoft.com/office/2019/extlst" xmlns:r="http://schemas.openxmlformats.org/officeDocument/2006/relationships" xmlns:m="http://schemas.openxmlformats.org/officeDocument/2006/math" xmlns:v="urn:schemas-microsoft-com:vml" xmlns:wp14="http://schemas.microsoft.com/office/word/2010/wordprocessingDrawing" xmlns:wp="http://schemas.openxmlformats.org/drawingml/2006/wordprocessingDrawing" xmlns:w10="urn:schemas-microsoft-com:office:word" xmlns:w="http://schemas.openxmlformats.org/wordprocessingml/2006/main" xmlns:w14="http://schemas.microsoft.com/office/word/2010/wordml" xmlns:w15="http://schemas.microsoft.com/office/word/2012/wordml" xmlns:w16cex="http://schemas.microsoft.com/office/word/2018/wordml/cex" xmlns:w16cid="http://schemas.microsoft.com/office/word/2016/wordml/cid" xmlns:w16="http://schemas.microsoft.com/office/word/2018/wordml" xmlns:w16du="http://schemas.microsoft.com/office/word/2023/wordml/word16du" xmlns:w16sdtdh="http://schemas.microsoft.com/office/word/2020/wordml/sdtdatahash" xmlns:w16sdtfl="http://schemas.microsoft.com/office/word/2024/wordml/sdtformatlock" xmlns:w16se="http://schemas.microsoft.com/office/word/2015/wordml/symex" xmlns:wpg="http://schemas.microsoft.com/office/word/2010/wordprocessingGroup" xmlns:wpi="http://schemas.microsoft.com/office/word/2010/wordprocessingInk" xmlns:wne="http://schemas.microsoft.com/office/word/2006/wordml" xmlns:wps="http://schemas.microsoft.com/office/word/2010/wordprocessingShape" mc:Ignorable="w14 w15 w16se w16cid w16 w16cex w16sdtdh w16sdtfl w16du wp14">
   <w:body>
     <w:tbl>
       <w:tblPr>
@@ -335,15 +335,7 @@
                 <w:color w:val="183A63"/>
                 <w:sz w:val="15"/>
               </w:rPr>
-              <w:t>G</w:t>
-            </w:r>
-            <w:r>
-              <w:rPr>
-                <w:b/>
-                <w:color w:val="183A63"/>
-                <w:sz w:val="15"/>
-              </w:rPr>
-              <w:t>roup</w:t>
+              <w:t>Group</w:t>
             </w:r>
           </w:p>
         </w:tc>
@@ -457,8 +449,6 @@
         </w:rPr>
         <w:t>CO4 ASSESSMENT</w:t>
       </w:r>
-      <w:bookmarkStart w:id="0" w:name="_GoBack"/>
-      <w:bookmarkEnd w:id="0"/>
     </w:p>
     <w:tbl>
       <w:tblPr>
@@ -519,15 +509,7 @@
                 <w:color w:val="FFFFFF"/>
                 <w:sz w:val="15"/>
               </w:rPr>
-              <w:t xml:space="preserve">Technical </w:t>
-            </w:r>
-            <w:r>
-              <w:rPr>
-                <w:b/>
-                <w:color w:val="FFFFFF"/>
-                <w:sz w:val="15"/>
-              </w:rPr>
-              <w:t>Knowledge (0-3)</w:t>
+              <w:t>Technical Knowledge (0-3)</w:t>
             </w:r>
           </w:p>
         </w:tc>
@@ -822,14 +804,6 @@
             <w:pPr>
               <w:jc w:val="center"/>
             </w:pPr>
-            <w:r>
-              <w:rPr>
-                <w:b/>
-                <w:color w:val="17365D"/>
-                <w:sz w:val="22"/>
-              </w:rPr>
-              <w:t>5</w:t>
-            </w:r>
           </w:p>
         </w:tc>
         <w:tc>
@@ -841,14 +815,6 @@
             <w:pPr>
               <w:jc w:val="center"/>
             </w:pPr>
-            <w:r>
-              <w:rPr>
-                <w:b/>
-                <w:color w:val="17365D"/>
-                <w:sz w:val="22"/>
-              </w:rPr>
-              <w:t>5</w:t>
-            </w:r>
           </w:p>
         </w:tc>
         <w:tc>
@@ -860,14 +826,6 @@
             <w:pPr>
               <w:jc w:val="center"/>
             </w:pPr>
-            <w:r>
-              <w:rPr>
-                <w:b/>
-                <w:color w:val="17365D"/>
-                <w:sz w:val="22"/>
-              </w:rPr>
-              <w:t>0</w:t>
-            </w:r>
           </w:p>
         </w:tc>
         <w:tc>
@@ -879,14 +837,42 @@
             <w:pPr>
               <w:jc w:val="center"/>
             </w:pPr>
-            <w:r>
-              <w:rPr>
-                <w:b/>
-                <w:color w:val="17365D"/>
-                <w:sz w:val="22"/>
-              </w:rPr>
-              <w:t>2.0</w:t>
-            </w:r>
+          </w:p>
+        </w:tc>
+        <w:tc>
+          <w:tcPr>
+            <w:tcW w:w="1248" w:type="dxa"/>
+            <w:vAlign w:val="center"/>
+          </w:tcPr>
+          <w:p/>
+        </w:tc>
+        <w:tc>
+          <w:tcPr>
+            <w:tcW w:w="1248" w:type="dxa"/>
+            <w:vAlign w:val="center"/>
+          </w:tcPr>
+          <w:p>
+            <w:pPr>
+              <w:jc w:val="center"/>
+            </w:pPr>
+          </w:p>
+        </w:tc>
+        <w:tc>
+          <w:tcPr>
+            <w:tcW w:w="1248" w:type="dxa"/>
+            <w:vAlign w:val="center"/>
+          </w:tcPr>
+          <w:p/>
+        </w:tc>
+        <w:tc>
+          <w:tcPr>
+            <w:tcW w:w="1248" w:type="dxa"/>
+            <w:vAlign w:val="center"/>
+          </w:tcPr>
+          <w:p>
+            <w:pPr>
+              <w:jc w:val="center"/>
+            </w:pPr>
           </w:p>
         </w:tc>
         <w:tc>
@@ -898,90 +884,6 @@
             <w:pPr>
               <w:jc w:val="center"/>
             </w:pPr>
-            <w:r>
-              <w:rPr>
-                <w:b/>
-                <w:color w:val="17365D"/>
-                <w:sz w:val="22"/>
-              </w:rPr>
-              <w:t>4</w:t>
-            </w:r>
-          </w:p>
-        </w:tc>
-        <w:tc>
-          <w:tcPr>
-            <w:tcW w:w="1248" w:type="dxa"/>
-            <w:vAlign w:val="center"/>
-          </w:tcPr>
-          <w:p>
-            <w:pPr>
-              <w:jc w:val="center"/>
-            </w:pPr>
-            <w:r>
-              <w:rPr>
-                <w:b/>
-                <w:color w:val="17365D"/>
-                <w:sz w:val="22"/>
-              </w:rPr>
-              <w:t>2.4</w:t>
-            </w:r>
-          </w:p>
-        </w:tc>
-        <w:tc>
-          <w:tcPr>
-            <w:tcW w:w="1248" w:type="dxa"/>
-            <w:vAlign w:val="center"/>
-          </w:tcPr>
-          <w:p>
-            <w:pPr>
-              <w:jc w:val="center"/>
-            </w:pPr>
-            <w:r>
-              <w:rPr>
-                <w:b/>
-                <w:color w:val="17365D"/>
-                <w:sz w:val="22"/>
-              </w:rPr>
-              <w:t>4</w:t>
-            </w:r>
-          </w:p>
-        </w:tc>
-        <w:tc>
-          <w:tcPr>
-            <w:tcW w:w="1248" w:type="dxa"/>
-            <w:vAlign w:val="center"/>
-          </w:tcPr>
-          <w:p>
-            <w:pPr>
-              <w:jc w:val="center"/>
-            </w:pPr>
-            <w:r>
-              <w:rPr>
-                <w:b/>
-                <w:color w:val="17365D"/>
-                <w:sz w:val="22"/>
-              </w:rPr>
-              <w:t>2.4</w:t>
-            </w:r>
-          </w:p>
-        </w:tc>
-        <w:tc>
-          <w:tcPr>
-            <w:tcW w:w="1248" w:type="dxa"/>
-            <w:vAlign w:val="center"/>
-          </w:tcPr>
-          <w:p>
-            <w:pPr>
-              <w:jc w:val="center"/>
-            </w:pPr>
-            <w:r>
-              <w:rPr>
-                <w:b/>
-                <w:color w:val="17365D"/>
-                <w:sz w:val="22"/>
-              </w:rPr>
-              <w:t>6.8</w:t>
-            </w:r>
           </w:p>
         </w:tc>
       </w:tr>
@@ -1061,7 +963,7 @@
 </file>
 
 <file path=word/endnotes.xml><?xml version="1.0" encoding="utf-8"?>
-<w:endnotes xmlns:wpc="http://schemas.microsoft.com/office/word/2010/wordprocessingCanvas" xmlns:cx="http://schemas.microsoft.com/office/drawing/2014/chartex" xmlns:mc="http://schemas.openxmlformats.org/markup-compatibility/2006" xmlns:o="urn:schemas-microsoft-com:office:office" xmlns:r="http://schemas.openxmlformats.org/officeDocument/2006/relationships" xmlns:m="http://schemas.openxmlformats.org/officeDocument/2006/math" xmlns:v="urn:schemas-microsoft-com:vml" xmlns:wp14="http://schemas.microsoft.com/office/word/2010/wordprocessingDrawing" xmlns:wp="http://schemas.openxmlformats.org/drawingml/2006/wordprocessingDrawing" xmlns:w10="urn:schemas-microsoft-com:office:word" xmlns:w="http://schemas.openxmlformats.org/wordprocessingml/2006/main" xmlns:w14="http://schemas.microsoft.com/office/word/2010/wordml" xmlns:w15="http://schemas.microsoft.com/office/word/2012/wordml" xmlns:w16se="http://schemas.microsoft.com/office/word/2015/wordml/symex" xmlns:wpg="http://schemas.microsoft.com/office/word/2010/wordprocessingGroup" xmlns:wpi="http://schemas.microsoft.com/office/word/2010/wordprocessingInk" xmlns:wne="http://schemas.microsoft.com/office/word/2006/wordml" xmlns:wps="http://schemas.microsoft.com/office/word/2010/wordprocessingShape" mc:Ignorable="w14 w15 w16se wp14">
+<w:endnotes xmlns:wpc="http://schemas.microsoft.com/office/word/2010/wordprocessingCanvas" xmlns:cx="http://schemas.microsoft.com/office/drawing/2014/chartex" xmlns:cx1="http://schemas.microsoft.com/office/drawing/2015/9/8/chartex" xmlns:cx2="http://schemas.microsoft.com/office/drawing/2015/10/21/chartex" xmlns:cx3="http://schemas.microsoft.com/office/drawing/2016/5/9/chartex" xmlns:cx4="http://schemas.microsoft.com/office/drawing/2016/5/10/chartex" xmlns:cx5="http://schemas.microsoft.com/office/drawing/2016/5/11/chartex" xmlns:cx6="http://schemas.microsoft.com/office/drawing/2016/5/12/chartex" xmlns:cx7="http://schemas.microsoft.com/office/drawing/2016/5/13/chartex" xmlns:cx8="http://schemas.microsoft.com/office/drawing/2016/5/14/chartex" xmlns:mc="http://schemas.openxmlformats.org/markup-compatibility/2006" xmlns:aink="http://schemas.microsoft.com/office/drawing/2016/ink" xmlns:am3d="http://schemas.microsoft.com/office/drawing/2017/model3d" xmlns:o="urn:schemas-microsoft-com:office:office" xmlns:oel="http://schemas.microsoft.com/office/2019/extlst" xmlns:r="http://schemas.openxmlformats.org/officeDocument/2006/relationships" xmlns:m="http://schemas.openxmlformats.org/officeDocument/2006/math" xmlns:v="urn:schemas-microsoft-com:vml" xmlns:wp14="http://schemas.microsoft.com/office/word/2010/wordprocessingDrawing" xmlns:wp="http://schemas.openxmlformats.org/drawingml/2006/wordprocessingDrawing" xmlns:w10="urn:schemas-microsoft-com:office:word" xmlns:w="http://schemas.openxmlformats.org/wordprocessingml/2006/main" xmlns:w14="http://schemas.microsoft.com/office/word/2010/wordml" xmlns:w15="http://schemas.microsoft.com/office/word/2012/wordml" xmlns:w16cex="http://schemas.microsoft.com/office/word/2018/wordml/cex" xmlns:w16cid="http://schemas.microsoft.com/office/word/2016/wordml/cid" xmlns:w16="http://schemas.microsoft.com/office/word/2018/wordml" xmlns:w16du="http://schemas.microsoft.com/office/word/2023/wordml/word16du" xmlns:w16sdtdh="http://schemas.microsoft.com/office/word/2020/wordml/sdtdatahash" xmlns:w16sdtfl="http://schemas.microsoft.com/office/word/2024/wordml/sdtformatlock" xmlns:w16se="http://schemas.microsoft.com/office/word/2015/wordml/symex" xmlns:wpg="http://schemas.microsoft.com/office/word/2010/wordprocessingGroup" xmlns:wpi="http://schemas.microsoft.com/office/word/2010/wordprocessingInk" xmlns:wne="http://schemas.microsoft.com/office/word/2006/wordml" xmlns:wps="http://schemas.microsoft.com/office/word/2010/wordprocessingShape" mc:Ignorable="w14 w15 w16se w16cid w16 w16cex w16sdtdh w16sdtfl w16du wp14">
   <w:endnote w:type="separator" w:id="-1">
     <w:p>
       <w:r>
@@ -1080,7 +982,7 @@
 </file>
 
 <file path=word/footnotes.xml><?xml version="1.0" encoding="utf-8"?>
-<w:footnotes xmlns:wpc="http://schemas.microsoft.com/office/word/2010/wordprocessingCanvas" xmlns:cx="http://schemas.microsoft.com/office/drawing/2014/chartex" xmlns:mc="http://schemas.openxmlformats.org/markup-compatibility/2006" xmlns:o="urn:schemas-microsoft-com:office:office" xmlns:r="http://schemas.openxmlformats.org/officeDocument/2006/relationships" xmlns:m="http://schemas.openxmlformats.org/officeDocument/2006/math" xmlns:v="urn:schemas-microsoft-com:vml" xmlns:wp14="http://schemas.microsoft.com/office/word/2010/wordprocessingDrawing" xmlns:wp="http://schemas.openxmlformats.org/drawingml/2006/wordprocessingDrawing" xmlns:w10="urn:schemas-microsoft-com:office:word" xmlns:w="http://schemas.openxmlformats.org/wordprocessingml/2006/main" xmlns:w14="http://schemas.microsoft.com/office/word/2010/wordml" xmlns:w15="http://schemas.microsoft.com/office/word/2012/wordml" xmlns:w16se="http://schemas.microsoft.com/office/word/2015/wordml/symex" xmlns:wpg="http://schemas.microsoft.com/office/word/2010/wordprocessingGroup" xmlns:wpi="http://schemas.microsoft.com/office/word/2010/wordprocessingInk" xmlns:wne="http://schemas.microsoft.com/office/word/2006/wordml" xmlns:wps="http://schemas.microsoft.com/office/word/2010/wordprocessingShape" mc:Ignorable="w14 w15 w16se wp14">
+<w:footnotes xmlns:wpc="http://schemas.microsoft.com/office/word/2010/wordprocessingCanvas" xmlns:cx="http://schemas.microsoft.com/office/drawing/2014/chartex" xmlns:cx1="http://schemas.microsoft.com/office/drawing/2015/9/8/chartex" xmlns:cx2="http://schemas.microsoft.com/office/drawing/2015/10/21/chartex" xmlns:cx3="http://schemas.microsoft.com/office/drawing/2016/5/9/chartex" xmlns:cx4="http://schemas.microsoft.com/office/drawing/2016/5/10/chartex" xmlns:cx5="http://schemas.microsoft.com/office/drawing/2016/5/11/chartex" xmlns:cx6="http://schemas.microsoft.com/office/drawing/2016/5/12/chartex" xmlns:cx7="http://schemas.microsoft.com/office/drawing/2016/5/13/chartex" xmlns:cx8="http://schemas.microsoft.com/office/drawing/2016/5/14/chartex" xmlns:mc="http://schemas.openxmlformats.org/markup-compatibility/2006" xmlns:aink="http://schemas.microsoft.com/office/drawing/2016/ink" xmlns:am3d="http://schemas.microsoft.com/office/drawing/2017/model3d" xmlns:o="urn:schemas-microsoft-com:office:office" xmlns:oel="http://schemas.microsoft.com/office/2019/extlst" xmlns:r="http://schemas.openxmlformats.org/officeDocument/2006/relationships" xmlns:m="http://schemas.openxmlformats.org/officeDocument/2006/math" xmlns:v="urn:schemas-microsoft-com:vml" xmlns:wp14="http://schemas.microsoft.com/office/word/2010/wordprocessingDrawing" xmlns:wp="http://schemas.openxmlformats.org/drawingml/2006/wordprocessingDrawing" xmlns:w10="urn:schemas-microsoft-com:office:word" xmlns:w="http://schemas.openxmlformats.org/wordprocessingml/2006/main" xmlns:w14="http://schemas.microsoft.com/office/word/2010/wordml" xmlns:w15="http://schemas.microsoft.com/office/word/2012/wordml" xmlns:w16cex="http://schemas.microsoft.com/office/word/2018/wordml/cex" xmlns:w16cid="http://schemas.microsoft.com/office/word/2016/wordml/cid" xmlns:w16="http://schemas.microsoft.com/office/word/2018/wordml" xmlns:w16du="http://schemas.microsoft.com/office/word/2023/wordml/word16du" xmlns:w16sdtdh="http://schemas.microsoft.com/office/word/2020/wordml/sdtdatahash" xmlns:w16sdtfl="http://schemas.microsoft.com/office/word/2024/wordml/sdtformatlock" xmlns:w16se="http://schemas.microsoft.com/office/word/2015/wordml/symex" xmlns:wpg="http://schemas.microsoft.com/office/word/2010/wordprocessingGroup" xmlns:wpi="http://schemas.microsoft.com/office/word/2010/wordprocessingInk" xmlns:wne="http://schemas.microsoft.com/office/word/2006/wordml" xmlns:wps="http://schemas.microsoft.com/office/word/2010/wordprocessingShape" mc:Ignorable="w14 w15 w16se w16cid w16 w16cex w16sdtdh w16sdtfl w16du wp14">
   <w:footnote w:type="separator" w:id="-1">
     <w:p>
       <w:r>
@@ -1099,7 +1001,7 @@
 </file>
 
 <file path=word/numbering.xml><?xml version="1.0" encoding="utf-8"?>
-<w:numbering xmlns:wpc="http://schemas.microsoft.com/office/word/2010/wordprocessingCanvas" xmlns:cx="http://schemas.microsoft.com/office/drawing/2014/chartex" xmlns:mc="http://schemas.openxmlformats.org/markup-compatibility/2006" xmlns:o="urn:schemas-microsoft-com:office:office" xmlns:r="http://schemas.openxmlformats.org/officeDocument/2006/relationships" xmlns:m="http://schemas.openxmlformats.org/officeDocument/2006/math" xmlns:v="urn:schemas-microsoft-com:vml" xmlns:wp14="http://schemas.microsoft.com/office/word/2010/wordprocessingDrawing" xmlns:wp="http://schemas.openxmlformats.org/drawingml/2006/wordprocessingDrawing" xmlns:w10="urn:schemas-microsoft-com:office:word" xmlns:w="http://schemas.openxmlformats.org/wordprocessingml/2006/main" xmlns:w14="http://schemas.microsoft.com/office/word/2010/wordml" xmlns:w15="http://schemas.microsoft.com/office/word/2012/wordml" xmlns:w16se="http://schemas.microsoft.com/office/word/2015/wordml/symex" xmlns:wpg="http://schemas.microsoft.com/office/word/2010/wordprocessingGroup" xmlns:wpi="http://schemas.microsoft.com/office/word/2010/wordprocessingInk" xmlns:wne="http://schemas.microsoft.com/office/word/2006/wordml" xmlns:wps="http://schemas.microsoft.com/office/word/2010/wordprocessingShape" mc:Ignorable="w14 w15 w16se wp14">
+<w:numbering xmlns:wpc="http://schemas.microsoft.com/office/word/2010/wordprocessingCanvas" xmlns:cx="http://schemas.microsoft.com/office/drawing/2014/chartex" xmlns:cx1="http://schemas.microsoft.com/office/drawing/2015/9/8/chartex" xmlns:cx2="http://schemas.microsoft.com/office/drawing/2015/10/21/chartex" xmlns:cx3="http://schemas.microsoft.com/office/drawing/2016/5/9/chartex" xmlns:cx4="http://schemas.microsoft.com/office/drawing/2016/5/10/chartex" xmlns:cx5="http://schemas.microsoft.com/office/drawing/2016/5/11/chartex" xmlns:cx6="http://schemas.microsoft.com/office/drawing/2016/5/12/chartex" xmlns:cx7="http://schemas.microsoft.com/office/drawing/2016/5/13/chartex" xmlns:cx8="http://schemas.microsoft.com/office/drawing/2016/5/14/chartex" xmlns:mc="http://schemas.openxmlformats.org/markup-compatibility/2006" xmlns:aink="http://schemas.microsoft.com/office/drawing/2016/ink" xmlns:am3d="http://schemas.microsoft.com/office/drawing/2017/model3d" xmlns:o="urn:schemas-microsoft-com:office:office" xmlns:oel="http://schemas.microsoft.com/office/2019/extlst" xmlns:r="http://schemas.openxmlformats.org/officeDocument/2006/relationships" xmlns:m="http://schemas.openxmlformats.org/officeDocument/2006/math" xmlns:v="urn:schemas-microsoft-com:vml" xmlns:wp14="http://schemas.microsoft.com/office/word/2010/wordprocessingDrawing" xmlns:wp="http://schemas.openxmlformats.org/drawingml/2006/wordprocessingDrawing" xmlns:w10="urn:schemas-microsoft-com:office:word" xmlns:w="http://schemas.openxmlformats.org/wordprocessingml/2006/main" xmlns:w14="http://schemas.microsoft.com/office/word/2010/wordml" xmlns:w15="http://schemas.microsoft.com/office/word/2012/wordml" xmlns:w16cex="http://schemas.microsoft.com/office/word/2018/wordml/cex" xmlns:w16cid="http://schemas.microsoft.com/office/word/2016/wordml/cid" xmlns:w16="http://schemas.microsoft.com/office/word/2018/wordml" xmlns:w16du="http://schemas.microsoft.com/office/word/2023/wordml/word16du" xmlns:w16sdtdh="http://schemas.microsoft.com/office/word/2020/wordml/sdtdatahash" xmlns:w16sdtfl="http://schemas.microsoft.com/office/word/2024/wordml/sdtformatlock" xmlns:w16se="http://schemas.microsoft.com/office/word/2015/wordml/symex" xmlns:wpg="http://schemas.microsoft.com/office/word/2010/wordprocessingGroup" xmlns:wpi="http://schemas.microsoft.com/office/word/2010/wordprocessingInk" xmlns:wne="http://schemas.microsoft.com/office/word/2006/wordml" xmlns:wps="http://schemas.microsoft.com/office/word/2010/wordprocessingShape" mc:Ignorable="w14 w15 w16se w16cid w16 w16cex w16sdtdh w16sdtfl w16du wp14">
   <w:abstractNum w:abstractNumId="0" w15:restartNumberingAfterBreak="0">
     <w:nsid w:val="FFFFFF7C"/>
     <w:multiLevelType w:val="singleLevel"/>
@@ -1271,38 +1173,38 @@
       </w:rPr>
     </w:lvl>
   </w:abstractNum>
-  <w:num w:numId="1">
+  <w:num w:numId="1" w16cid:durableId="1490101639">
     <w:abstractNumId w:val="8"/>
   </w:num>
-  <w:num w:numId="2">
+  <w:num w:numId="2" w16cid:durableId="1465925449">
     <w:abstractNumId w:val="6"/>
   </w:num>
-  <w:num w:numId="3">
+  <w:num w:numId="3" w16cid:durableId="480510260">
     <w:abstractNumId w:val="5"/>
   </w:num>
-  <w:num w:numId="4">
+  <w:num w:numId="4" w16cid:durableId="1565752374">
     <w:abstractNumId w:val="4"/>
   </w:num>
-  <w:num w:numId="5">
+  <w:num w:numId="5" w16cid:durableId="1336036530">
     <w:abstractNumId w:val="7"/>
   </w:num>
-  <w:num w:numId="6">
+  <w:num w:numId="6" w16cid:durableId="681905432">
     <w:abstractNumId w:val="3"/>
   </w:num>
-  <w:num w:numId="7">
+  <w:num w:numId="7" w16cid:durableId="1447963795">
     <w:abstractNumId w:val="2"/>
   </w:num>
-  <w:num w:numId="8">
+  <w:num w:numId="8" w16cid:durableId="1406297394">
     <w:abstractNumId w:val="1"/>
   </w:num>
-  <w:num w:numId="9">
+  <w:num w:numId="9" w16cid:durableId="1518887073">
     <w:abstractNumId w:val="0"/>
   </w:num>
 </w:numbering>
 </file>
 
 <file path=word/styles.xml><?xml version="1.0" encoding="utf-8"?>
-<w:styles xmlns:mc="http://schemas.openxmlformats.org/markup-compatibility/2006" xmlns:r="http://schemas.openxmlformats.org/officeDocument/2006/relationships" xmlns:w="http://schemas.openxmlformats.org/wordprocessingml/2006/main" xmlns:w14="http://schemas.microsoft.com/office/word/2010/wordml" xmlns:w15="http://schemas.microsoft.com/office/word/2012/wordml" xmlns:w16se="http://schemas.microsoft.com/office/word/2015/wordml/symex" mc:Ignorable="w14 w15 w16se">
+<w:styles xmlns:mc="http://schemas.openxmlformats.org/markup-compatibility/2006" xmlns:r="http://schemas.openxmlformats.org/officeDocument/2006/relationships" xmlns:w="http://schemas.openxmlformats.org/wordprocessingml/2006/main" xmlns:w14="http://schemas.microsoft.com/office/word/2010/wordml" xmlns:w15="http://schemas.microsoft.com/office/word/2012/wordml" xmlns:w16cex="http://schemas.microsoft.com/office/word/2018/wordml/cex" xmlns:w16cid="http://schemas.microsoft.com/office/word/2016/wordml/cid" xmlns:w16="http://schemas.microsoft.com/office/word/2018/wordml" xmlns:w16du="http://schemas.microsoft.com/office/word/2023/wordml/word16du" xmlns:w16sdtdh="http://schemas.microsoft.com/office/word/2020/wordml/sdtdatahash" xmlns:w16sdtfl="http://schemas.microsoft.com/office/word/2024/wordml/sdtformatlock" xmlns:w16se="http://schemas.microsoft.com/office/word/2015/wordml/symex" mc:Ignorable="w14 w15 w16se w16cid w16 w16cex w16sdtdh w16sdtfl w16du">
   <w:docDefaults>
     <w:rPrDefault>
       <w:rPr>
@@ -1318,7 +1220,7 @@
       </w:pPr>
     </w:pPrDefault>
   </w:docDefaults>
-  <w:latentStyles w:defLockedState="0" w:defUIPriority="99" w:defSemiHidden="0" w:defUnhideWhenUsed="0" w:defQFormat="0" w:count="371">
+  <w:latentStyles w:defLockedState="0" w:defUIPriority="99" w:defSemiHidden="0" w:defUnhideWhenUsed="0" w:defQFormat="0" w:count="376">
     <w:lsdException w:name="Normal" w:uiPriority="0" w:qFormat="1"/>
     <w:lsdException w:name="heading 1" w:uiPriority="9" w:qFormat="1"/>
     <w:lsdException w:name="heading 2" w:semiHidden="1" w:uiPriority="9" w:unhideWhenUsed="1" w:qFormat="1"/>
@@ -1681,6 +1583,11 @@
     <w:lsdException w:name="List Table 5 Dark Accent 6" w:uiPriority="50"/>
     <w:lsdException w:name="List Table 6 Colorful Accent 6" w:uiPriority="51"/>
     <w:lsdException w:name="List Table 7 Colorful Accent 6" w:uiPriority="52"/>
+    <w:lsdException w:name="Mention" w:semiHidden="1" w:unhideWhenUsed="1"/>
+    <w:lsdException w:name="Smart Hyperlink" w:semiHidden="1" w:unhideWhenUsed="1"/>
+    <w:lsdException w:name="Hashtag" w:semiHidden="1" w:unhideWhenUsed="1"/>
+    <w:lsdException w:name="Unresolved Mention" w:semiHidden="1" w:unhideWhenUsed="1"/>
+    <w:lsdException w:name="Smart Link" w:semiHidden="1" w:unhideWhenUsed="1"/>
   </w:latentStyles>
   <w:style w:type="paragraph" w:default="1" w:styleId="Normal">
     <w:name w:val="Normal"/>
@@ -12688,8 +12595,8 @@
       <w:u w:val="single"/>
     </w:rPr>
   </w:style>
-  <w:style w:type="character" w:customStyle="1" w:styleId="UnresolvedMention">
-    <w:name w:val="Unresolved Mention"/>
+  <w:style w:type="character" w:customStyle="1" w:styleId="UnresolvedMention1">
+    <w:name w:val="Unresolved Mention1"/>
     <w:basedOn w:val="DefaultParagraphFont"/>
     <w:uiPriority w:val="99"/>
     <w:semiHidden/>
@@ -13024,17 +12931,6 @@
 </file>
 
 <file path=customXml/item1.xml><?xml version="1.0" encoding="utf-8"?>
-<p:properties xmlns:p="http://schemas.microsoft.com/office/2006/metadata/properties" xmlns:xsi="http://www.w3.org/2001/XMLSchema-instance" xmlns:pc="http://schemas.microsoft.com/office/infopath/2007/PartnerControls">
-  <documentManagement>
-    <lcf76f155ced4ddcb4097134ff3c332f xmlns="f1d0a431-73d2-4aed-a3b9-997dc2ad4fd8">
-      <Terms xmlns="http://schemas.microsoft.com/office/infopath/2007/PartnerControls"/>
-    </lcf76f155ced4ddcb4097134ff3c332f>
-    <TaxCatchAll xmlns="37e66944-e397-4f75-8f63-20bc0a6f2fd7" xsi:nil="true"/>
-  </documentManagement>
-</p:properties>
-</file>
-
-<file path=customXml/item2.xml><?xml version="1.0" encoding="utf-8"?>
 <ct:contentTypeSchema xmlns:ct="http://schemas.microsoft.com/office/2006/metadata/contentType" xmlns:ma="http://schemas.microsoft.com/office/2006/metadata/properties/metaAttributes" ct:_="" ma:_="" ma:contentTypeName="Document" ma:contentTypeID="0x0101001B2BCDF1B2A22B4A8146FD01CC9FC177" ma:contentTypeVersion="10" ma:contentTypeDescription="Create a new document." ma:contentTypeScope="" ma:versionID="3e525043451833587e6b7d2d2ec3d492">
   <xsd:schema xmlns:xsd="http://www.w3.org/2001/XMLSchema" xmlns:xs="http://www.w3.org/2001/XMLSchema" xmlns:p="http://schemas.microsoft.com/office/2006/metadata/properties" xmlns:ns2="f1d0a431-73d2-4aed-a3b9-997dc2ad4fd8" xmlns:ns3="37e66944-e397-4f75-8f63-20bc0a6f2fd7" targetNamespace="http://schemas.microsoft.com/office/2006/metadata/properties" ma:root="true" ma:fieldsID="b36973d3bbbd2a2a9841aa468cc8a2bb" ns2:_="" ns3:_="">
     <xsd:import namespace="f1d0a431-73d2-4aed-a3b9-997dc2ad4fd8"/>
@@ -13223,7 +13119,22 @@
 </ct:contentTypeSchema>
 </file>
 
+<file path=customXml/item2.xml><?xml version="1.0" encoding="utf-8"?>
+<p:properties xmlns:p="http://schemas.microsoft.com/office/2006/metadata/properties" xmlns:xsi="http://www.w3.org/2001/XMLSchema-instance" xmlns:pc="http://schemas.microsoft.com/office/infopath/2007/PartnerControls">
+  <documentManagement>
+    <lcf76f155ced4ddcb4097134ff3c332f xmlns="f1d0a431-73d2-4aed-a3b9-997dc2ad4fd8">
+      <Terms xmlns="http://schemas.microsoft.com/office/infopath/2007/PartnerControls"/>
+    </lcf76f155ced4ddcb4097134ff3c332f>
+    <TaxCatchAll xmlns="37e66944-e397-4f75-8f63-20bc0a6f2fd7" xsi:nil="true"/>
+  </documentManagement>
+</p:properties>
+</file>
+
 <file path=customXml/item3.xml><?xml version="1.0" encoding="utf-8"?>
+<b:Sources xmlns:b="http://schemas.openxmlformats.org/officeDocument/2006/bibliography" xmlns="http://schemas.openxmlformats.org/officeDocument/2006/bibliography" SelectedStyle="/APA.XSL" StyleName="APA"/>
+</file>
+
+<file path=customXml/item4.xml><?xml version="1.0" encoding="utf-8"?>
 <?mso-contentType ?>
 <FormTemplates xmlns="http://schemas.microsoft.com/sharepoint/v3/contenttype/forms">
   <Display>DocumentLibraryForm</Display>
@@ -13232,22 +13143,7 @@
 </FormTemplates>
 </file>
 
-<file path=customXml/item4.xml><?xml version="1.0" encoding="utf-8"?>
-<b:Sources xmlns:b="http://schemas.openxmlformats.org/officeDocument/2006/bibliography" xmlns="http://schemas.openxmlformats.org/officeDocument/2006/bibliography" SelectedStyle="/APA.XSL" StyleName="APA"/>
-</file>
-
 <file path=customXml/itemProps1.xml><?xml version="1.0" encoding="utf-8"?>
-<ds:datastoreItem xmlns:ds="http://schemas.openxmlformats.org/officeDocument/2006/customXml" ds:itemID="{BDFBAE8B-8A43-41D2-9F3E-B8CF45EDFD2F}">
-  <ds:schemaRefs>
-    <ds:schemaRef ds:uri="http://schemas.microsoft.com/office/2006/metadata/properties"/>
-    <ds:schemaRef ds:uri="http://schemas.microsoft.com/office/infopath/2007/PartnerControls"/>
-    <ds:schemaRef ds:uri="f1d0a431-73d2-4aed-a3b9-997dc2ad4fd8"/>
-    <ds:schemaRef ds:uri="37e66944-e397-4f75-8f63-20bc0a6f2fd7"/>
-  </ds:schemaRefs>
-</ds:datastoreItem>
-</file>
-
-<file path=customXml/itemProps2.xml><?xml version="1.0" encoding="utf-8"?>
 <ds:datastoreItem xmlns:ds="http://schemas.openxmlformats.org/officeDocument/2006/customXml" ds:itemID="{DF53E376-3202-4FA5-A1AB-B5646CB551FE}">
   <ds:schemaRefs>
     <ds:schemaRef ds:uri="http://schemas.microsoft.com/office/2006/metadata/contentType"/>
@@ -13266,18 +13162,29 @@
 </ds:datastoreItem>
 </file>
 
+<file path=customXml/itemProps2.xml><?xml version="1.0" encoding="utf-8"?>
+<ds:datastoreItem xmlns:ds="http://schemas.openxmlformats.org/officeDocument/2006/customXml" ds:itemID="{BDFBAE8B-8A43-41D2-9F3E-B8CF45EDFD2F}">
+  <ds:schemaRefs>
+    <ds:schemaRef ds:uri="http://schemas.microsoft.com/office/2006/metadata/properties"/>
+    <ds:schemaRef ds:uri="http://schemas.microsoft.com/office/infopath/2007/PartnerControls"/>
+    <ds:schemaRef ds:uri="f1d0a431-73d2-4aed-a3b9-997dc2ad4fd8"/>
+    <ds:schemaRef ds:uri="37e66944-e397-4f75-8f63-20bc0a6f2fd7"/>
+  </ds:schemaRefs>
+</ds:datastoreItem>
+</file>
+
 <file path=customXml/itemProps3.xml><?xml version="1.0" encoding="utf-8"?>
+<ds:datastoreItem xmlns:ds="http://schemas.openxmlformats.org/officeDocument/2006/customXml" ds:itemID="{6F8F76D3-0368-4897-8DD1-9E11C22CF270}">
+  <ds:schemaRefs>
+    <ds:schemaRef ds:uri="http://schemas.openxmlformats.org/officeDocument/2006/bibliography"/>
+  </ds:schemaRefs>
+</ds:datastoreItem>
+</file>
+
+<file path=customXml/itemProps4.xml><?xml version="1.0" encoding="utf-8"?>
 <ds:datastoreItem xmlns:ds="http://schemas.openxmlformats.org/officeDocument/2006/customXml" ds:itemID="{EF906749-D2B3-4825-A561-E9A7D8D96A19}">
   <ds:schemaRefs>
     <ds:schemaRef ds:uri="http://schemas.microsoft.com/sharepoint/v3/contenttype/forms"/>
   </ds:schemaRefs>
 </ds:datastoreItem>
-</file>
-
-<file path=customXml/itemProps4.xml><?xml version="1.0" encoding="utf-8"?>
-<ds:datastoreItem xmlns:ds="http://schemas.openxmlformats.org/officeDocument/2006/customXml" ds:itemID="{6F8F76D3-0368-4897-8DD1-9E11C22CF270}">
-  <ds:schemaRefs>
-    <ds:schemaRef ds:uri="http://schemas.openxmlformats.org/officeDocument/2006/bibliography"/>
-  </ds:schemaRefs>
-</ds:datastoreItem>
 </file>